--- a/res/synthetic_fascicoli/fascicoli/fascicolo_sintetico_007/sentenza.docx
+++ b/res/synthetic_fascicoli/fascicoli/fascicolo_sintetico_007/sentenza.docx
@@ -338,7 +338,7 @@
               <w:rStyle w:val="PlaceholderText"/>
               <w:lang w:val="en-US"/>
             </w:rPr>
-            <w:t>690/2024</w:t>
+            <w:t>249/2024</w:t>
           </w:r>
         </w:sdtContent>
       </w:sdt>
@@ -400,7 +400,7 @@
               <w:rStyle w:val="PlaceholderText"/>
               <w:lang w:val="en-US"/>
             </w:rPr>
-            <w:t>Chiara Ana Costa</w:t>
+            <w:t>Mateus Oliveira</w:t>
           </w:r>
         </w:sdtContent>
       </w:sdt>
@@ -444,7 +444,7 @@
               <w:rStyle w:val="PlaceholderText"/>
               <w:lang w:val="en-US"/>
             </w:rPr>
-            <w:t>Giulia Conti, Paolo Neri</w:t>
+            <w:t>Pedro Oliveira, Fernanda Lima</w:t>
           </w:r>
         </w:sdtContent>
       </w:sdt>
@@ -588,7 +588,7 @@
               <w:rStyle w:val="PlaceholderText"/>
               <w:lang w:val="en-US"/>
             </w:rPr>
-            <w:t>Elena Rossi, Paolo Neri</w:t>
+            <w:t>Diego Pereira</w:t>
           </w:r>
         </w:p>
       </w:sdtContent>
@@ -805,7 +805,7 @@
             <w:rPr>
               <w:rStyle w:val="PlaceholderText"/>
             </w:rPr>
-            <w:t>16-03-2024</w:t>
+            <w:t>17-03-2025</w:t>
           </w:r>
         </w:sdtContent>
       </w:sdt>
@@ -866,7 +866,7 @@
               <w:rStyle w:val="PlaceholderText"/>
               <w:lang w:val="en-US"/>
             </w:rPr>
-            <w:t>1.1.1. In data 07-03-2024, Elena Rossi è intervenuto volontariamente in giudizio, in qualità di discendente dal medesimo avo.[ 1.1.1. In data 18-05-2025, Paolo Neri è intervenuto volontariamente in giudizio, in qualità di discendente dal medesimo avo.[</w:t>
+            <w:t>1.1.1. In data 18-01-2025, Diego Pereira è intervenuto volontariamente in giudizio, in qualità di discendente dal medesimo avo.[</w:t>
           </w:r>
         </w:p>
       </w:sdtContent>
@@ -909,7 +909,7 @@
               <w:rStyle w:val="PlaceholderText"/>
               <w:lang w:val="en-US"/>
             </w:rPr>
-            <w:t>Il Ministero dell'Interno, tramite l'Avvocatura Distrettuale dello Stato di Brescia, si è costituito in giudizio il 30-07-2025.</w:t>
+            <w:t>Nonostante la regolare notificazione del ricorso, il Ministero dell'Interno non si è costituito.</w:t>
           </w:r>
         </w:sdtContent>
       </w:sdt>
@@ -1034,7 +1034,7 @@
             <w:rPr>
               <w:rStyle w:val="PlaceholderText"/>
             </w:rPr>
-            <w:t>Luca Carlo Bianchi</w:t>
+            <w:t>Antonio Paulo Araujo</w:t>
           </w:r>
         </w:sdtContent>
       </w:sdt>
@@ -1149,7 +1149,7 @@
               <w:rStyle w:val="PlaceholderText"/>
               <w:lang w:val="en-US"/>
             </w:rPr>
-            <w:t>08-02-1857</w:t>
+            <w:t>01-10-1847</w:t>
           </w:r>
         </w:sdtContent>
       </w:sdt>
@@ -1368,7 +1368,7 @@
               <w:rStyle w:val="PlaceholderText"/>
               <w:lang w:val="en-US"/>
             </w:rPr>
-            <w:t>Linea di discendenza allegata: Luca Carlo Bianchi -&gt; Matteo Gallo -&gt; Chiara Ana Costa</w:t>
+            <w:t>Linea di discendenza allegata: Antonio Paulo Araujo -&gt; Juliana Ana Barbosa -&gt; Mateus Oliveira</w:t>
           </w:r>
         </w:sdtContent>
       </w:sdt>
@@ -2803,7 +2803,7 @@
               <w:rStyle w:val="PlaceholderText"/>
               <w:lang w:val="en-US"/>
             </w:rPr>
-            <w:t>Di contro, il Ministero dell'Interno si è limitato a evocare l'accertamento di eventuali fattispecie estintive del diritto, senza nemmeno allegarle (né aver provato una richiesta di informazioni all'Autorità Consolare).</w:t>
+            <w:t>Di contro, il Ministero dell'Interno non si è costituito.</w:t>
           </w:r>
         </w:p>
       </w:sdtContent>
@@ -3247,7 +3247,7 @@
               <w:rStyle w:val="PlaceholderText"/>
               <w:lang w:val="en-US"/>
             </w:rPr>
-            <w:t>Chiara Ana Costa, nato/a a Brasilia il 26-08-1966</w:t>
+            <w:t>Mateus Oliveira, nato/a a Curitiba il 19-03-1964</w:t>
           </w:r>
         </w:p>
       </w:sdtContent>
@@ -3294,7 +3294,7 @@
             <w:rPr>
               <w:rStyle w:val="PlaceholderText"/>
             </w:rPr>
-            <w:t>è cittadina italiana</w:t>
+            <w:t>è cittadino italiano</w:t>
           </w:r>
         </w:sdtContent>
       </w:sdt>
@@ -3361,7 +3361,7 @@
               <w:rStyle w:val="PlaceholderText"/>
               <w:lang w:val="en-US"/>
             </w:rPr>
-            <w:t>dichiara inammissibile la domanda presentata da Elena Rossi, Paolo Neri;</w:t>
+            <w:t>dichiara inammissibile la domanda presentata da Diego Pereira;</w:t>
           </w:r>
         </w:p>
       </w:sdtContent>
